--- a/ANTENAS Y PROPAGACIÓN/DISEÑO ANTENA LOG-PERIODICA/DISEÑO ANTENA LOG PERIODICA.docx
+++ b/ANTENAS Y PROPAGACIÓN/DISEÑO ANTENA LOG-PERIODICA/DISEÑO ANTENA LOG PERIODICA.docx
@@ -519,7 +519,7 @@
     </w:p>
     <w:p>
       <w:r>
-        <w:t>QUEVEDO, ECUADOR                                                                     29 DE JUN. DE 25</w:t>
+        <w:t>QUEVEDO, ECUADOR                                                                     3 DE AGO. DE 25</w:t>
       </w:r>
     </w:p>
     <w:p>
@@ -746,27 +746,14 @@
       <w:r>
         <w:t xml:space="preserve">Ilustración </w:t>
       </w:r>
-      <w:r>
-        <w:fldChar w:fldCharType="begin"/>
-      </w:r>
-      <w:r>
-        <w:instrText xml:space="preserve"> SEQ Ilustración \* ARABIC </w:instrText>
-      </w:r>
-      <w:r>
-        <w:fldChar w:fldCharType="separate"/>
-      </w:r>
-      <w:r>
-        <w:rPr>
-          <w:noProof/>
-        </w:rPr>
-        <w:t>1</w:t>
-      </w:r>
-      <w:r>
-        <w:rPr>
-          <w:noProof/>
-        </w:rPr>
-        <w:fldChar w:fldCharType="end"/>
-      </w:r>
+      <w:fldSimple w:instr=" SEQ Ilustración \* ARABIC ">
+        <w:r>
+          <w:rPr>
+            <w:noProof/>
+          </w:rPr>
+          <w:t>1</w:t>
+        </w:r>
+      </w:fldSimple>
       <w:r>
         <w:t>. Constante de truncamiento de frecuencia baja k1.</w:t>
       </w:r>
@@ -882,27 +869,14 @@
       <w:r>
         <w:t xml:space="preserve">Ilustración </w:t>
       </w:r>
-      <w:r>
-        <w:fldChar w:fldCharType="begin"/>
-      </w:r>
-      <w:r>
-        <w:instrText xml:space="preserve"> SEQ Ilustración \* ARABIC </w:instrText>
-      </w:r>
-      <w:r>
-        <w:fldChar w:fldCharType="separate"/>
-      </w:r>
-      <w:r>
-        <w:rPr>
-          <w:noProof/>
-        </w:rPr>
-        <w:t>2</w:t>
-      </w:r>
-      <w:r>
-        <w:rPr>
-          <w:noProof/>
-        </w:rPr>
-        <w:fldChar w:fldCharType="end"/>
-      </w:r>
+      <w:fldSimple w:instr=" SEQ Ilustración \* ARABIC ">
+        <w:r>
+          <w:rPr>
+            <w:noProof/>
+          </w:rPr>
+          <w:t>2</w:t>
+        </w:r>
+      </w:fldSimple>
       <w:r>
         <w:t>. K2 constante de truncamiento o la frecuencia más alta.</w:t>
       </w:r>
@@ -1006,27 +980,14 @@
       <w:r>
         <w:t xml:space="preserve">Ilustración </w:t>
       </w:r>
-      <w:r>
-        <w:fldChar w:fldCharType="begin"/>
-      </w:r>
-      <w:r>
-        <w:instrText xml:space="preserve"> SEQ Ilustración \* ARABIC </w:instrText>
-      </w:r>
-      <w:r>
-        <w:fldChar w:fldCharType="separate"/>
-      </w:r>
-      <w:r>
-        <w:rPr>
-          <w:noProof/>
-        </w:rPr>
-        <w:t>3</w:t>
-      </w:r>
-      <w:r>
-        <w:rPr>
-          <w:noProof/>
-        </w:rPr>
-        <w:fldChar w:fldCharType="end"/>
-      </w:r>
+      <w:fldSimple w:instr=" SEQ Ilustración \* ARABIC ">
+        <w:r>
+          <w:rPr>
+            <w:noProof/>
+          </w:rPr>
+          <w:t>3</w:t>
+        </w:r>
+      </w:fldSimple>
       <w:r>
         <w:t>. SIGMA CONSTANTE DE ESPACIO.</w:t>
       </w:r>
@@ -1978,27 +1939,14 @@
       <w:r>
         <w:t xml:space="preserve">Tabla </w:t>
       </w:r>
-      <w:r>
-        <w:fldChar w:fldCharType="begin"/>
-      </w:r>
-      <w:r>
-        <w:instrText xml:space="preserve"> SEQ Tabla \* ARABIC </w:instrText>
-      </w:r>
-      <w:r>
-        <w:fldChar w:fldCharType="separate"/>
-      </w:r>
-      <w:r>
-        <w:rPr>
-          <w:noProof/>
-        </w:rPr>
-        <w:t>1</w:t>
-      </w:r>
-      <w:r>
-        <w:rPr>
-          <w:noProof/>
-        </w:rPr>
-        <w:fldChar w:fldCharType="end"/>
-      </w:r>
+      <w:fldSimple w:instr=" SEQ Tabla \* ARABIC ">
+        <w:r>
+          <w:rPr>
+            <w:noProof/>
+          </w:rPr>
+          <w:t>1</w:t>
+        </w:r>
+      </w:fldSimple>
       <w:r>
         <w:t>. Dimensiones de los elementos.</w:t>
       </w:r>
@@ -3929,7 +3877,21 @@
         <w:rPr>
           <w:lang w:val="en-US"/>
         </w:rPr>
-        <w:t>% Create a lpda antenna</w:t>
+        <w:t xml:space="preserve">% Create a </w:t>
+      </w:r>
+      <w:proofErr w:type="spellStart"/>
+      <w:r>
+        <w:rPr>
+          <w:lang w:val="en-US"/>
+        </w:rPr>
+        <w:t>lpda</w:t>
+      </w:r>
+      <w:proofErr w:type="spellEnd"/>
+      <w:r>
+        <w:rPr>
+          <w:lang w:val="en-US"/>
+        </w:rPr>
+        <w:t xml:space="preserve"> antenna</w:t>
       </w:r>
     </w:p>
     <w:p>
@@ -3997,11 +3959,33 @@
           <w:lang w:val="en-US"/>
         </w:rPr>
       </w:pPr>
-      <w:r>
-        <w:rPr>
-          <w:lang w:val="en-US"/>
-        </w:rPr>
-        <w:t>antennaObject = lpda;</w:t>
+      <w:proofErr w:type="spellStart"/>
+      <w:r>
+        <w:rPr>
+          <w:lang w:val="en-US"/>
+        </w:rPr>
+        <w:t>antennaObject</w:t>
+      </w:r>
+      <w:proofErr w:type="spellEnd"/>
+      <w:r>
+        <w:rPr>
+          <w:lang w:val="en-US"/>
+        </w:rPr>
+        <w:t xml:space="preserve"> = </w:t>
+      </w:r>
+      <w:proofErr w:type="spellStart"/>
+      <w:r>
+        <w:rPr>
+          <w:lang w:val="en-US"/>
+        </w:rPr>
+        <w:t>lpda</w:t>
+      </w:r>
+      <w:proofErr w:type="spellEnd"/>
+      <w:r>
+        <w:rPr>
+          <w:lang w:val="en-US"/>
+        </w:rPr>
+        <w:t>;</w:t>
       </w:r>
     </w:p>
     <w:p>
@@ -4011,11 +3995,19 @@
           <w:lang w:val="en-US"/>
         </w:rPr>
       </w:pPr>
-      <w:r>
-        <w:rPr>
-          <w:lang w:val="en-US"/>
-        </w:rPr>
-        <w:t>antennaObject.BoardLength = 0.33658;</w:t>
+      <w:proofErr w:type="spellStart"/>
+      <w:r>
+        <w:rPr>
+          <w:lang w:val="en-US"/>
+        </w:rPr>
+        <w:t>antennaObject.BoardLength</w:t>
+      </w:r>
+      <w:proofErr w:type="spellEnd"/>
+      <w:r>
+        <w:rPr>
+          <w:lang w:val="en-US"/>
+        </w:rPr>
+        <w:t xml:space="preserve"> = 0.33658;</w:t>
       </w:r>
     </w:p>
     <w:p>
@@ -4025,11 +4017,19 @@
           <w:lang w:val="en-US"/>
         </w:rPr>
       </w:pPr>
-      <w:r>
-        <w:rPr>
-          <w:lang w:val="en-US"/>
-        </w:rPr>
-        <w:t>antennaObject.BoardWidth = 0.42244;</w:t>
+      <w:proofErr w:type="spellStart"/>
+      <w:r>
+        <w:rPr>
+          <w:lang w:val="en-US"/>
+        </w:rPr>
+        <w:t>antennaObject.BoardWidth</w:t>
+      </w:r>
+      <w:proofErr w:type="spellEnd"/>
+      <w:r>
+        <w:rPr>
+          <w:lang w:val="en-US"/>
+        </w:rPr>
+        <w:t xml:space="preserve"> = 0.42244;</w:t>
       </w:r>
     </w:p>
     <w:p>
@@ -4039,11 +4039,19 @@
           <w:lang w:val="en-US"/>
         </w:rPr>
       </w:pPr>
-      <w:r>
-        <w:rPr>
-          <w:lang w:val="en-US"/>
-        </w:rPr>
-        <w:t>antennaObject.ArmLength = [0.174, 0.14616, 0.12277, 0.10313, 0.08663, 0.07277, 0.06113, 0.05135, 0.04313, 0.03623, 0.03043, 0.02556, 0.02147, 0.01804];</w:t>
+      <w:proofErr w:type="spellStart"/>
+      <w:r>
+        <w:rPr>
+          <w:lang w:val="en-US"/>
+        </w:rPr>
+        <w:t>antennaObject.ArmLength</w:t>
+      </w:r>
+      <w:proofErr w:type="spellEnd"/>
+      <w:r>
+        <w:rPr>
+          <w:lang w:val="en-US"/>
+        </w:rPr>
+        <w:t xml:space="preserve"> = [0.174, 0.14616, 0.12277, 0.10313, 0.08663, 0.07277, 0.06113, 0.05135, 0.04313, 0.03623, 0.03043, 0.02556, 0.02147, 0.01804];</w:t>
       </w:r>
     </w:p>
     <w:p>
@@ -4053,11 +4061,19 @@
           <w:lang w:val="en-US"/>
         </w:rPr>
       </w:pPr>
-      <w:r>
-        <w:rPr>
-          <w:lang w:val="en-US"/>
-        </w:rPr>
-        <w:t>antennaObject.ArmWidth = [0.00032, 0.00031999, 0.00032003, 0.00031998, 0.00031998, 0.00032005, 0.00031997, 0.00031996, 0.00031996, 0.0003199, 0.00032008, 0.00032003, 0.00031998, 0.00038082];</w:t>
+      <w:proofErr w:type="spellStart"/>
+      <w:r>
+        <w:rPr>
+          <w:lang w:val="en-US"/>
+        </w:rPr>
+        <w:t>antennaObject.ArmWidth</w:t>
+      </w:r>
+      <w:proofErr w:type="spellEnd"/>
+      <w:r>
+        <w:rPr>
+          <w:lang w:val="en-US"/>
+        </w:rPr>
+        <w:t xml:space="preserve"> = [0.00032, 0.00031999, 0.00032003, 0.00031998, 0.00031998, 0.00032005, 0.00031997, 0.00031996, 0.00031996, 0.0003199, 0.00032008, 0.00032003, 0.00031998, 0.00038082];</w:t>
       </w:r>
     </w:p>
     <w:p>
@@ -4067,11 +4083,19 @@
           <w:lang w:val="en-US"/>
         </w:rPr>
       </w:pPr>
-      <w:r>
-        <w:rPr>
-          <w:lang w:val="en-US"/>
-        </w:rPr>
-        <w:t>antennaObject.ArmSpacing = [0.05568, 0.04677, 0.03929, 0.033, 0.02772, 0.02329, 0.01956, 0.01643, 0.0138, 0.01159, 0.00974, 0.00818, 0.00687];</w:t>
+      <w:proofErr w:type="spellStart"/>
+      <w:r>
+        <w:rPr>
+          <w:lang w:val="en-US"/>
+        </w:rPr>
+        <w:t>antennaObject.ArmSpacing</w:t>
+      </w:r>
+      <w:proofErr w:type="spellEnd"/>
+      <w:r>
+        <w:rPr>
+          <w:lang w:val="en-US"/>
+        </w:rPr>
+        <w:t xml:space="preserve"> = [0.05568, 0.04677, 0.03929, 0.033, 0.02772, 0.02329, 0.01956, 0.01643, 0.0138, 0.01159, 0.00974, 0.00818, 0.00687];</w:t>
       </w:r>
     </w:p>
     <w:p>
@@ -4113,7 +4137,21 @@
         <w:rPr>
           <w:lang w:val="en-US"/>
         </w:rPr>
-        <w:t xml:space="preserve">show(antennaObject) </w:t>
+        <w:t>show(</w:t>
+      </w:r>
+      <w:proofErr w:type="spellStart"/>
+      <w:r>
+        <w:rPr>
+          <w:lang w:val="en-US"/>
+        </w:rPr>
+        <w:t>antennaObject</w:t>
+      </w:r>
+      <w:proofErr w:type="spellEnd"/>
+      <w:r>
+        <w:rPr>
+          <w:lang w:val="en-US"/>
+        </w:rPr>
+        <w:t xml:space="preserve">) </w:t>
       </w:r>
     </w:p>
     <w:p>
@@ -4155,16 +4193,36 @@
     <w:p>
       <w:pPr>
         <w:spacing w:after="0" w:line="240" w:lineRule="auto"/>
-      </w:pPr>
-      <w:r>
-        <w:t>plotFrequency = 300*1e6;</w:t>
+        <w:rPr>
+          <w:lang w:val="en-US"/>
+        </w:rPr>
+      </w:pPr>
+      <w:proofErr w:type="spellStart"/>
+      <w:r>
+        <w:rPr>
+          <w:lang w:val="en-US"/>
+        </w:rPr>
+        <w:t>plotFrequency</w:t>
+      </w:r>
+      <w:proofErr w:type="spellEnd"/>
+      <w:r>
+        <w:rPr>
+          <w:lang w:val="en-US"/>
+        </w:rPr>
+        <w:t xml:space="preserve"> = 300*1e6;</w:t>
       </w:r>
     </w:p>
     <w:p>
       <w:pPr>
         <w:spacing w:after="0" w:line="240" w:lineRule="auto"/>
-      </w:pPr>
-      <w:r>
+        <w:rPr>
+          <w:lang w:val="en-US"/>
+        </w:rPr>
+      </w:pPr>
+      <w:r>
+        <w:rPr>
+          <w:lang w:val="en-US"/>
+        </w:rPr>
         <w:t xml:space="preserve">% Define frequency range </w:t>
       </w:r>
     </w:p>
@@ -4175,11 +4233,33 @@
           <w:lang w:val="en-US"/>
         </w:rPr>
       </w:pPr>
-      <w:r>
-        <w:rPr>
-          <w:lang w:val="en-US"/>
-        </w:rPr>
-        <w:t>freqRange = (100:55:500)*1e6;</w:t>
+      <w:proofErr w:type="spellStart"/>
+      <w:r>
+        <w:rPr>
+          <w:lang w:val="en-US"/>
+        </w:rPr>
+        <w:t>freqRange</w:t>
+      </w:r>
+      <w:proofErr w:type="spellEnd"/>
+      <w:r>
+        <w:rPr>
+          <w:lang w:val="en-US"/>
+        </w:rPr>
+        <w:t xml:space="preserve"> = (</w:t>
+      </w:r>
+      <w:proofErr w:type="gramStart"/>
+      <w:r>
+        <w:rPr>
+          <w:lang w:val="en-US"/>
+        </w:rPr>
+        <w:t>100:55:500)*</w:t>
+      </w:r>
+      <w:proofErr w:type="gramEnd"/>
+      <w:r>
+        <w:rPr>
+          <w:lang w:val="en-US"/>
+        </w:rPr>
+        <w:t>1e6;</w:t>
       </w:r>
     </w:p>
     <w:p>
@@ -4203,11 +4283,19 @@
           <w:lang w:val="en-US"/>
         </w:rPr>
       </w:pPr>
-      <w:r>
-        <w:rPr>
-          <w:lang w:val="en-US"/>
-        </w:rPr>
-        <w:t>refImpedance = 50;</w:t>
+      <w:proofErr w:type="spellStart"/>
+      <w:r>
+        <w:rPr>
+          <w:lang w:val="en-US"/>
+        </w:rPr>
+        <w:t>refImpedance</w:t>
+      </w:r>
+      <w:proofErr w:type="spellEnd"/>
+      <w:r>
+        <w:rPr>
+          <w:lang w:val="en-US"/>
+        </w:rPr>
+        <w:t xml:space="preserve"> = 50;</w:t>
       </w:r>
     </w:p>
     <w:p>
@@ -4245,11 +4333,41 @@
           <w:lang w:val="en-US"/>
         </w:rPr>
       </w:pPr>
-      <w:r>
-        <w:rPr>
-          <w:lang w:val="en-US"/>
-        </w:rPr>
-        <w:t>impedance(antennaObject, freqRange)</w:t>
+      <w:proofErr w:type="gramStart"/>
+      <w:r>
+        <w:rPr>
+          <w:lang w:val="en-US"/>
+        </w:rPr>
+        <w:t>impedance(</w:t>
+      </w:r>
+      <w:proofErr w:type="spellStart"/>
+      <w:proofErr w:type="gramEnd"/>
+      <w:r>
+        <w:rPr>
+          <w:lang w:val="en-US"/>
+        </w:rPr>
+        <w:t>antennaObject</w:t>
+      </w:r>
+      <w:proofErr w:type="spellEnd"/>
+      <w:r>
+        <w:rPr>
+          <w:lang w:val="en-US"/>
+        </w:rPr>
+        <w:t xml:space="preserve">, </w:t>
+      </w:r>
+      <w:proofErr w:type="spellStart"/>
+      <w:r>
+        <w:rPr>
+          <w:lang w:val="en-US"/>
+        </w:rPr>
+        <w:t>freqRange</w:t>
+      </w:r>
+      <w:proofErr w:type="spellEnd"/>
+      <w:r>
+        <w:rPr>
+          <w:lang w:val="en-US"/>
+        </w:rPr>
+        <w:t>)</w:t>
       </w:r>
     </w:p>
     <w:p>
@@ -4263,8 +4381,16 @@
         <w:rPr>
           <w:lang w:val="en-US"/>
         </w:rPr>
-        <w:t>% sparameter</w:t>
-      </w:r>
+        <w:t xml:space="preserve">% </w:t>
+      </w:r>
+      <w:proofErr w:type="spellStart"/>
+      <w:r>
+        <w:rPr>
+          <w:lang w:val="en-US"/>
+        </w:rPr>
+        <w:t>sparameter</w:t>
+      </w:r>
+      <w:proofErr w:type="spellEnd"/>
     </w:p>
     <w:p>
       <w:pPr>
@@ -4291,7 +4417,65 @@
         <w:rPr>
           <w:lang w:val="en-US"/>
         </w:rPr>
-        <w:t xml:space="preserve">s = sparameters(antennaObject, freqRange, refImpedance); </w:t>
+        <w:t xml:space="preserve">s = </w:t>
+      </w:r>
+      <w:proofErr w:type="spellStart"/>
+      <w:proofErr w:type="gramStart"/>
+      <w:r>
+        <w:rPr>
+          <w:lang w:val="en-US"/>
+        </w:rPr>
+        <w:t>sparameters</w:t>
+      </w:r>
+      <w:proofErr w:type="spellEnd"/>
+      <w:r>
+        <w:rPr>
+          <w:lang w:val="en-US"/>
+        </w:rPr>
+        <w:t>(</w:t>
+      </w:r>
+      <w:proofErr w:type="spellStart"/>
+      <w:proofErr w:type="gramEnd"/>
+      <w:r>
+        <w:rPr>
+          <w:lang w:val="en-US"/>
+        </w:rPr>
+        <w:t>antennaObject</w:t>
+      </w:r>
+      <w:proofErr w:type="spellEnd"/>
+      <w:r>
+        <w:rPr>
+          <w:lang w:val="en-US"/>
+        </w:rPr>
+        <w:t xml:space="preserve">, </w:t>
+      </w:r>
+      <w:proofErr w:type="spellStart"/>
+      <w:r>
+        <w:rPr>
+          <w:lang w:val="en-US"/>
+        </w:rPr>
+        <w:t>freqRange</w:t>
+      </w:r>
+      <w:proofErr w:type="spellEnd"/>
+      <w:r>
+        <w:rPr>
+          <w:lang w:val="en-US"/>
+        </w:rPr>
+        <w:t xml:space="preserve">, </w:t>
+      </w:r>
+      <w:proofErr w:type="spellStart"/>
+      <w:r>
+        <w:rPr>
+          <w:lang w:val="en-US"/>
+        </w:rPr>
+        <w:t>refImpedance</w:t>
+      </w:r>
+      <w:proofErr w:type="spellEnd"/>
+      <w:r>
+        <w:rPr>
+          <w:lang w:val="en-US"/>
+        </w:rPr>
+        <w:t xml:space="preserve">); </w:t>
       </w:r>
     </w:p>
     <w:p>
@@ -4301,11 +4485,19 @@
           <w:lang w:val="en-US"/>
         </w:rPr>
       </w:pPr>
-      <w:r>
-        <w:rPr>
-          <w:lang w:val="en-US"/>
-        </w:rPr>
-        <w:t>rfplot(s)</w:t>
+      <w:proofErr w:type="spellStart"/>
+      <w:r>
+        <w:rPr>
+          <w:lang w:val="en-US"/>
+        </w:rPr>
+        <w:t>rfplot</w:t>
+      </w:r>
+      <w:proofErr w:type="spellEnd"/>
+      <w:r>
+        <w:rPr>
+          <w:lang w:val="en-US"/>
+        </w:rPr>
+        <w:t>(s)</w:t>
       </w:r>
     </w:p>
     <w:p>
@@ -4343,11 +4535,41 @@
           <w:lang w:val="en-US"/>
         </w:rPr>
       </w:pPr>
-      <w:r>
-        <w:rPr>
-          <w:lang w:val="en-US"/>
-        </w:rPr>
-        <w:t>pattern(antennaObject, plotFrequency)</w:t>
+      <w:proofErr w:type="gramStart"/>
+      <w:r>
+        <w:rPr>
+          <w:lang w:val="en-US"/>
+        </w:rPr>
+        <w:t>pattern(</w:t>
+      </w:r>
+      <w:proofErr w:type="spellStart"/>
+      <w:proofErr w:type="gramEnd"/>
+      <w:r>
+        <w:rPr>
+          <w:lang w:val="en-US"/>
+        </w:rPr>
+        <w:t>antennaObject</w:t>
+      </w:r>
+      <w:proofErr w:type="spellEnd"/>
+      <w:r>
+        <w:rPr>
+          <w:lang w:val="en-US"/>
+        </w:rPr>
+        <w:t xml:space="preserve">, </w:t>
+      </w:r>
+      <w:proofErr w:type="spellStart"/>
+      <w:r>
+        <w:rPr>
+          <w:lang w:val="en-US"/>
+        </w:rPr>
+        <w:t>plotFrequency</w:t>
+      </w:r>
+      <w:proofErr w:type="spellEnd"/>
+      <w:r>
+        <w:rPr>
+          <w:lang w:val="en-US"/>
+        </w:rPr>
+        <w:t>)</w:t>
       </w:r>
     </w:p>
     <w:p>
@@ -4385,11 +4607,49 @@
           <w:lang w:val="en-US"/>
         </w:rPr>
       </w:pPr>
-      <w:r>
-        <w:rPr>
-          <w:lang w:val="en-US"/>
-        </w:rPr>
-        <w:t>patternAzimuth(antennaObject, plotFrequency, 0, 'Azimuth', 0:5:360)</w:t>
+      <w:proofErr w:type="spellStart"/>
+      <w:proofErr w:type="gramStart"/>
+      <w:r>
+        <w:rPr>
+          <w:lang w:val="en-US"/>
+        </w:rPr>
+        <w:t>patternAzimuth</w:t>
+      </w:r>
+      <w:proofErr w:type="spellEnd"/>
+      <w:r>
+        <w:rPr>
+          <w:lang w:val="en-US"/>
+        </w:rPr>
+        <w:t>(</w:t>
+      </w:r>
+      <w:proofErr w:type="spellStart"/>
+      <w:proofErr w:type="gramEnd"/>
+      <w:r>
+        <w:rPr>
+          <w:lang w:val="en-US"/>
+        </w:rPr>
+        <w:t>antennaObject</w:t>
+      </w:r>
+      <w:proofErr w:type="spellEnd"/>
+      <w:r>
+        <w:rPr>
+          <w:lang w:val="en-US"/>
+        </w:rPr>
+        <w:t xml:space="preserve">, </w:t>
+      </w:r>
+      <w:proofErr w:type="spellStart"/>
+      <w:r>
+        <w:rPr>
+          <w:lang w:val="en-US"/>
+        </w:rPr>
+        <w:t>plotFrequency</w:t>
+      </w:r>
+      <w:proofErr w:type="spellEnd"/>
+      <w:r>
+        <w:rPr>
+          <w:lang w:val="en-US"/>
+        </w:rPr>
+        <w:t>, 0, 'Azimuth', 0:5:360)</w:t>
       </w:r>
     </w:p>
     <w:p>
@@ -4427,11 +4687,35 @@
           <w:lang w:val="en-US"/>
         </w:rPr>
       </w:pPr>
-      <w:r>
-        <w:rPr>
-          <w:lang w:val="en-US"/>
-        </w:rPr>
-        <w:t>patternElevation(antennaObject, plotFrequency,0,'Elevation',0:5:360)</w:t>
+      <w:proofErr w:type="spellStart"/>
+      <w:proofErr w:type="gramStart"/>
+      <w:r>
+        <w:rPr>
+          <w:lang w:val="en-US"/>
+        </w:rPr>
+        <w:t>patternElevation</w:t>
+      </w:r>
+      <w:proofErr w:type="spellEnd"/>
+      <w:r>
+        <w:rPr>
+          <w:lang w:val="en-US"/>
+        </w:rPr>
+        <w:t>(</w:t>
+      </w:r>
+      <w:proofErr w:type="spellStart"/>
+      <w:proofErr w:type="gramEnd"/>
+      <w:r>
+        <w:rPr>
+          <w:lang w:val="en-US"/>
+        </w:rPr>
+        <w:t>antennaObject</w:t>
+      </w:r>
+      <w:proofErr w:type="spellEnd"/>
+      <w:r>
+        <w:rPr>
+          <w:lang w:val="en-US"/>
+        </w:rPr>
+        <w:t>, plotFrequency,0,'Elevation',0:5:360)</w:t>
       </w:r>
     </w:p>
     <w:p>
@@ -4517,24 +4801,14 @@
       <w:r>
         <w:t xml:space="preserve">Ilustración </w:t>
       </w:r>
-      <w:r>
-        <w:fldChar w:fldCharType="begin"/>
-      </w:r>
-      <w:r>
-        <w:instrText xml:space="preserve"> SEQ Ilustración \* ARABIC </w:instrText>
-      </w:r>
-      <w:r>
-        <w:fldChar w:fldCharType="separate"/>
-      </w:r>
-      <w:r>
-        <w:rPr>
-          <w:noProof/>
-        </w:rPr>
-        <w:t>4</w:t>
-      </w:r>
-      <w:r>
-        <w:fldChar w:fldCharType="end"/>
-      </w:r>
+      <w:fldSimple w:instr=" SEQ Ilustración \* ARABIC ">
+        <w:r>
+          <w:rPr>
+            <w:noProof/>
+          </w:rPr>
+          <w:t>4</w:t>
+        </w:r>
+      </w:fldSimple>
       <w:r>
         <w:t>. Diseño de la Antena.</w:t>
       </w:r>
@@ -4598,24 +4872,14 @@
       <w:r>
         <w:t xml:space="preserve">Ilustración </w:t>
       </w:r>
-      <w:r>
-        <w:fldChar w:fldCharType="begin"/>
-      </w:r>
-      <w:r>
-        <w:instrText xml:space="preserve"> SEQ Ilustración \* ARABIC </w:instrText>
-      </w:r>
-      <w:r>
-        <w:fldChar w:fldCharType="separate"/>
-      </w:r>
-      <w:r>
-        <w:rPr>
-          <w:noProof/>
-        </w:rPr>
-        <w:t>5</w:t>
-      </w:r>
-      <w:r>
-        <w:fldChar w:fldCharType="end"/>
-      </w:r>
+      <w:fldSimple w:instr=" SEQ Ilustración \* ARABIC ">
+        <w:r>
+          <w:rPr>
+            <w:noProof/>
+          </w:rPr>
+          <w:t>5</w:t>
+        </w:r>
+      </w:fldSimple>
       <w:r>
         <w:t>. Lóbulo de radiación.</w:t>
       </w:r>
@@ -4683,24 +4947,14 @@
       <w:r>
         <w:t xml:space="preserve">Ilustración </w:t>
       </w:r>
-      <w:r>
-        <w:fldChar w:fldCharType="begin"/>
-      </w:r>
-      <w:r>
-        <w:instrText xml:space="preserve"> SEQ Ilustración \* ARABIC </w:instrText>
-      </w:r>
-      <w:r>
-        <w:fldChar w:fldCharType="separate"/>
-      </w:r>
-      <w:r>
-        <w:rPr>
-          <w:noProof/>
-        </w:rPr>
-        <w:t>6</w:t>
-      </w:r>
-      <w:r>
-        <w:fldChar w:fldCharType="end"/>
-      </w:r>
+      <w:fldSimple w:instr=" SEQ Ilustración \* ARABIC ">
+        <w:r>
+          <w:rPr>
+            <w:noProof/>
+          </w:rPr>
+          <w:t>6</w:t>
+        </w:r>
+      </w:fldSimple>
       <w:r>
         <w:t>. Corte horizontal.</w:t>
       </w:r>
@@ -4764,24 +5018,14 @@
       <w:r>
         <w:t xml:space="preserve">Ilustración </w:t>
       </w:r>
-      <w:r>
-        <w:fldChar w:fldCharType="begin"/>
-      </w:r>
-      <w:r>
-        <w:instrText xml:space="preserve"> SEQ Ilustración \* ARABIC </w:instrText>
-      </w:r>
-      <w:r>
-        <w:fldChar w:fldCharType="separate"/>
-      </w:r>
-      <w:r>
-        <w:rPr>
-          <w:noProof/>
-        </w:rPr>
-        <w:t>7</w:t>
-      </w:r>
-      <w:r>
-        <w:fldChar w:fldCharType="end"/>
-      </w:r>
+      <w:fldSimple w:instr=" SEQ Ilustración \* ARABIC ">
+        <w:r>
+          <w:rPr>
+            <w:noProof/>
+          </w:rPr>
+          <w:t>7</w:t>
+        </w:r>
+      </w:fldSimple>
       <w:r>
         <w:t>. Corte vertical.</w:t>
       </w:r>
@@ -4871,24 +5115,14 @@
       <w:r>
         <w:t xml:space="preserve">Ilustración </w:t>
       </w:r>
-      <w:r>
-        <w:fldChar w:fldCharType="begin"/>
-      </w:r>
-      <w:r>
-        <w:instrText xml:space="preserve"> SEQ Ilustración \* ARABIC </w:instrText>
-      </w:r>
-      <w:r>
-        <w:fldChar w:fldCharType="separate"/>
-      </w:r>
-      <w:r>
-        <w:rPr>
-          <w:noProof/>
-        </w:rPr>
-        <w:t>8</w:t>
-      </w:r>
-      <w:r>
-        <w:fldChar w:fldCharType="end"/>
-      </w:r>
+      <w:fldSimple w:instr=" SEQ Ilustración \* ARABIC ">
+        <w:r>
+          <w:rPr>
+            <w:noProof/>
+          </w:rPr>
+          <w:t>8</w:t>
+        </w:r>
+      </w:fldSimple>
       <w:r>
         <w:t>. Frecuencia.</w:t>
       </w:r>
@@ -4952,24 +5186,14 @@
       <w:r>
         <w:t xml:space="preserve">Ilustración </w:t>
       </w:r>
-      <w:r>
-        <w:fldChar w:fldCharType="begin"/>
-      </w:r>
-      <w:r>
-        <w:instrText xml:space="preserve"> SEQ Ilustración \* ARABIC </w:instrText>
-      </w:r>
-      <w:r>
-        <w:fldChar w:fldCharType="separate"/>
-      </w:r>
-      <w:r>
-        <w:rPr>
-          <w:noProof/>
-        </w:rPr>
-        <w:t>9</w:t>
-      </w:r>
-      <w:r>
-        <w:fldChar w:fldCharType="end"/>
-      </w:r>
+      <w:fldSimple w:instr=" SEQ Ilustración \* ARABIC ">
+        <w:r>
+          <w:rPr>
+            <w:noProof/>
+          </w:rPr>
+          <w:t>9</w:t>
+        </w:r>
+      </w:fldSimple>
       <w:r>
         <w:t>. Impedancia.</w:t>
       </w:r>
@@ -5562,6 +5786,7 @@
   <w:style w:type="character" w:default="1" w:styleId="Fuentedeprrafopredeter">
     <w:name w:val="Default Paragraph Font"/>
     <w:uiPriority w:val="1"/>
+    <w:semiHidden/>
     <w:unhideWhenUsed/>
   </w:style>
   <w:style w:type="table" w:default="1" w:styleId="Tablanormal">
@@ -5983,6 +6208,10 @@
 </file>
 
 <file path=customXml/item1.xml><?xml version="1.0" encoding="utf-8"?>
+<b:Sources xmlns:b="http://schemas.openxmlformats.org/officeDocument/2006/bibliography" xmlns="http://schemas.openxmlformats.org/officeDocument/2006/bibliography" SelectedStyle="\APASixthEditionOfficeOnline.xsl" StyleName="APA" Version="6"/>
+</file>
+
+<file path=customXml/item2.xml><?xml version="1.0" encoding="utf-8"?>
 <ct:contentTypeSchema xmlns:ct="http://schemas.microsoft.com/office/2006/metadata/contentType" xmlns:ma="http://schemas.microsoft.com/office/2006/metadata/properties/metaAttributes" ct:_="" ma:_="" ma:contentTypeName="Documento" ma:contentTypeID="0x010100A5C0487A85234041ABCC04D606B0D680" ma:contentTypeVersion="13" ma:contentTypeDescription="Crear nuevo documento." ma:contentTypeScope="" ma:versionID="6cfa88a6c60d194070a270eb62a21b24">
   <xsd:schema xmlns:xsd="http://www.w3.org/2001/XMLSchema" xmlns:xs="http://www.w3.org/2001/XMLSchema" xmlns:p="http://schemas.microsoft.com/office/2006/metadata/properties" xmlns:ns3="412e5359-321c-4749-b6c6-497cf934ab24" targetNamespace="http://schemas.microsoft.com/office/2006/metadata/properties" ma:root="true" ma:fieldsID="395a25b24f05dd036ecc9c98436a574a" ns3:_="">
     <xsd:import namespace="412e5359-321c-4749-b6c6-497cf934ab24"/>
@@ -6184,17 +6413,7 @@
 </ct:contentTypeSchema>
 </file>
 
-<file path=customXml/item2.xml><?xml version="1.0" encoding="utf-8"?>
-<b:Sources xmlns:b="http://schemas.openxmlformats.org/officeDocument/2006/bibliography" xmlns="http://schemas.openxmlformats.org/officeDocument/2006/bibliography" SelectedStyle="\APASixthEditionOfficeOnline.xsl" StyleName="APA" Version="6"/>
-</file>
-
 <file path=customXml/item3.xml><?xml version="1.0" encoding="utf-8"?>
-<p:properties xmlns:p="http://schemas.microsoft.com/office/2006/metadata/properties" xmlns:xsi="http://www.w3.org/2001/XMLSchema-instance" xmlns:pc="http://schemas.microsoft.com/office/infopath/2007/PartnerControls">
-  <documentManagement/>
-</p:properties>
-</file>
-
-<file path=customXml/item4.xml><?xml version="1.0" encoding="utf-8"?>
 <?mso-contentType ?>
 <FormTemplates xmlns="http://schemas.microsoft.com/sharepoint/v3/contenttype/forms">
   <Display>DocumentLibraryForm</Display>
@@ -6203,7 +6422,21 @@
 </FormTemplates>
 </file>
 
+<file path=customXml/item4.xml><?xml version="1.0" encoding="utf-8"?>
+<p:properties xmlns:p="http://schemas.microsoft.com/office/2006/metadata/properties" xmlns:xsi="http://www.w3.org/2001/XMLSchema-instance" xmlns:pc="http://schemas.microsoft.com/office/infopath/2007/PartnerControls">
+  <documentManagement/>
+</p:properties>
+</file>
+
 <file path=customXml/itemProps1.xml><?xml version="1.0" encoding="utf-8"?>
+<ds:datastoreItem xmlns:ds="http://schemas.openxmlformats.org/officeDocument/2006/customXml" ds:itemID="{08F8AE20-8A1E-411A-B97B-F8C6621176DC}">
+  <ds:schemaRefs>
+    <ds:schemaRef ds:uri="http://schemas.openxmlformats.org/officeDocument/2006/bibliography"/>
+  </ds:schemaRefs>
+</ds:datastoreItem>
+</file>
+
+<file path=customXml/itemProps2.xml><?xml version="1.0" encoding="utf-8"?>
 <ds:datastoreItem xmlns:ds="http://schemas.openxmlformats.org/officeDocument/2006/customXml" ds:itemID="{E38F9A63-9EE7-49F9-A03D-95296C6DD05A}">
   <ds:schemaRefs>
     <ds:schemaRef ds:uri="http://schemas.microsoft.com/office/2006/metadata/contentType"/>
@@ -6221,27 +6454,19 @@
 </ds:datastoreItem>
 </file>
 
-<file path=customXml/itemProps2.xml><?xml version="1.0" encoding="utf-8"?>
-<ds:datastoreItem xmlns:ds="http://schemas.openxmlformats.org/officeDocument/2006/customXml" ds:itemID="{08F8AE20-8A1E-411A-B97B-F8C6621176DC}">
+<file path=customXml/itemProps3.xml><?xml version="1.0" encoding="utf-8"?>
+<ds:datastoreItem xmlns:ds="http://schemas.openxmlformats.org/officeDocument/2006/customXml" ds:itemID="{85BFE6E4-4CB5-4366-AD67-3CEFCBC6D1DB}">
   <ds:schemaRefs>
-    <ds:schemaRef ds:uri="http://schemas.openxmlformats.org/officeDocument/2006/bibliography"/>
+    <ds:schemaRef ds:uri="http://schemas.microsoft.com/sharepoint/v3/contenttype/forms"/>
   </ds:schemaRefs>
 </ds:datastoreItem>
 </file>
 
-<file path=customXml/itemProps3.xml><?xml version="1.0" encoding="utf-8"?>
+<file path=customXml/itemProps4.xml><?xml version="1.0" encoding="utf-8"?>
 <ds:datastoreItem xmlns:ds="http://schemas.openxmlformats.org/officeDocument/2006/customXml" ds:itemID="{A6B2191B-6C12-404F-B60B-5F9BE9C84421}">
   <ds:schemaRefs>
     <ds:schemaRef ds:uri="http://schemas.microsoft.com/office/2006/metadata/properties"/>
     <ds:schemaRef ds:uri="http://schemas.microsoft.com/office/infopath/2007/PartnerControls"/>
   </ds:schemaRefs>
 </ds:datastoreItem>
-</file>
-
-<file path=customXml/itemProps4.xml><?xml version="1.0" encoding="utf-8"?>
-<ds:datastoreItem xmlns:ds="http://schemas.openxmlformats.org/officeDocument/2006/customXml" ds:itemID="{85BFE6E4-4CB5-4366-AD67-3CEFCBC6D1DB}">
-  <ds:schemaRefs>
-    <ds:schemaRef ds:uri="http://schemas.microsoft.com/sharepoint/v3/contenttype/forms"/>
-  </ds:schemaRefs>
-</ds:datastoreItem>
 </file>